--- a/public/ResumeMalachiRosarioDs.docx
+++ b/public/ResumeMalachiRosarioDs.docx
@@ -448,7 +448,7 @@
         <w:rPr>
           <w:rFonts w:ascii="Times New Roman" w:hAnsi="Times New Roman" w:cs="Times New Roman"/>
         </w:rPr>
-        <w:t>Current</w:t>
+        <w:t>08/2025</w:t>
       </w:r>
     </w:p>
     <w:p>
@@ -1496,19 +1496,11 @@
           <w:rFonts w:ascii="Times New Roman" w:hAnsi="Times New Roman" w:cs="Times New Roman"/>
         </w:rPr>
       </w:pPr>
-      <w:proofErr w:type="gramStart"/>
-      <w:r>
-        <w:rPr>
-          <w:rFonts w:ascii="Times New Roman" w:hAnsi="Times New Roman" w:cs="Times New Roman"/>
-        </w:rPr>
-        <w:t>Taught</w:t>
-      </w:r>
-      <w:proofErr w:type="gramEnd"/>
-      <w:r>
-        <w:rPr>
-          <w:rFonts w:ascii="Times New Roman" w:hAnsi="Times New Roman" w:cs="Times New Roman"/>
-        </w:rPr>
-        <w:t xml:space="preserve"> lessons on data structures, algorithms, recursions, object-oriented </w:t>
+      <w:r>
+        <w:rPr>
+          <w:rFonts w:ascii="Times New Roman" w:hAnsi="Times New Roman" w:cs="Times New Roman"/>
+        </w:rPr>
+        <w:t xml:space="preserve">Taught lessons on data structures, algorithms, recursions, object-oriented </w:t>
       </w:r>
       <w:proofErr w:type="gramStart"/>
       <w:r>
@@ -1627,6 +1619,12 @@
         <w:rPr>
           <w:rFonts w:ascii="Times New Roman" w:hAnsi="Times New Roman" w:cs="Times New Roman"/>
         </w:rPr>
+        <w:t>++</w:t>
+      </w:r>
+      <w:r>
+        <w:rPr>
+          <w:rFonts w:ascii="Times New Roman" w:hAnsi="Times New Roman" w:cs="Times New Roman"/>
+        </w:rPr>
         <w:t xml:space="preserve"> </w:t>
       </w:r>
       <w:r>
@@ -1682,6 +1680,12 @@
           <w:rFonts w:ascii="Times New Roman" w:hAnsi="Times New Roman" w:cs="Times New Roman"/>
         </w:rPr>
         <w:t>HTML | CSS</w:t>
+      </w:r>
+      <w:r>
+        <w:rPr>
+          <w:rFonts w:ascii="Times New Roman" w:hAnsi="Times New Roman" w:cs="Times New Roman"/>
+        </w:rPr>
+        <w:t>| C</w:t>
       </w:r>
       <w:r>
         <w:rPr>

--- a/public/ResumeMalachiRosarioDs.docx
+++ b/public/ResumeMalachiRosarioDs.docx
@@ -7,6 +7,8 @@
         <w:jc w:val="center"/>
         <w:rPr>
           <w:rFonts w:ascii="Times New Roman" w:hAnsi="Times New Roman" w:cs="Times New Roman"/>
+          <w:b/>
+          <w:bCs/>
           <w:sz w:val="32"/>
           <w:szCs w:val="32"/>
         </w:rPr>
@@ -14,6 +16,8 @@
       <w:r>
         <w:rPr>
           <w:rFonts w:ascii="Times New Roman" w:hAnsi="Times New Roman" w:cs="Times New Roman"/>
+          <w:b/>
+          <w:bCs/>
           <w:sz w:val="32"/>
           <w:szCs w:val="32"/>
         </w:rPr>
@@ -31,9 +35,33 @@
         <w:rPr>
           <w:rFonts w:ascii="Times New Roman" w:hAnsi="Times New Roman" w:cs="Times New Roman"/>
         </w:rPr>
-        <w:t xml:space="preserve">Chicago, IL | 7738763940  | </w:t>
-      </w:r>
-      <w:hyperlink r:id="rId7" w:history="1">
+        <w:t>Chicago, IL | 773</w:t>
+      </w:r>
+      <w:r>
+        <w:rPr>
+          <w:rFonts w:ascii="Times New Roman" w:hAnsi="Times New Roman" w:cs="Times New Roman"/>
+        </w:rPr>
+        <w:t>.</w:t>
+      </w:r>
+      <w:r>
+        <w:rPr>
+          <w:rFonts w:ascii="Times New Roman" w:hAnsi="Times New Roman" w:cs="Times New Roman"/>
+        </w:rPr>
+        <w:t>876</w:t>
+      </w:r>
+      <w:r>
+        <w:rPr>
+          <w:rFonts w:ascii="Times New Roman" w:hAnsi="Times New Roman" w:cs="Times New Roman"/>
+        </w:rPr>
+        <w:t>.</w:t>
+      </w:r>
+      <w:r>
+        <w:rPr>
+          <w:rFonts w:ascii="Times New Roman" w:hAnsi="Times New Roman" w:cs="Times New Roman"/>
+        </w:rPr>
+        <w:t xml:space="preserve">3940  | </w:t>
+      </w:r>
+      <w:hyperlink r:id="rId8" w:history="1">
         <w:r>
           <w:rPr>
             <w:rFonts w:ascii="Times New Roman" w:hAnsi="Times New Roman" w:cs="Times New Roman"/>
@@ -49,7 +77,7 @@
         </w:rPr>
         <w:t xml:space="preserve"> | </w:t>
       </w:r>
-      <w:hyperlink r:id="rId8" w:history="1">
+      <w:hyperlink r:id="rId9" w:history="1">
         <w:r>
           <w:rPr>
             <w:rFonts w:ascii="Times New Roman" w:hAnsi="Times New Roman" w:cs="Times New Roman"/>
@@ -64,7 +92,7 @@
         </w:rPr>
         <w:t xml:space="preserve"> | </w:t>
       </w:r>
-      <w:hyperlink r:id="rId9" w:history="1">
+      <w:hyperlink r:id="rId10" w:history="1">
         <w:r>
           <w:rPr>
             <w:rFonts w:ascii="Times New Roman" w:hAnsi="Times New Roman" w:cs="Times New Roman"/>
@@ -105,20 +133,6 @@
           <w:rFonts w:ascii="Times New Roman" w:hAnsi="Times New Roman" w:cs="Times New Roman"/>
           <w:b/>
         </w:rPr>
-      </w:pPr>
-      <w:r>
-        <w:rPr>
-          <w:rFonts w:ascii="Times New Roman" w:hAnsi="Times New Roman" w:cs="Times New Roman"/>
-          <w:b/>
-        </w:rPr>
-        <w:t>Education</w:t>
-      </w:r>
-    </w:p>
-    <w:p>
-      <w:pPr>
-        <w:rPr>
-          <w:rFonts w:ascii="Times New Roman" w:hAnsi="Times New Roman" w:cs="Times New Roman"/>
-        </w:rPr>
         <w:sectPr>
           <w:pgSz w:w="12240" w:h="15840"/>
           <w:pgMar w:top="720" w:right="720" w:bottom="720" w:left="720" w:header="720" w:footer="720" w:gutter="0"/>
@@ -126,6 +140,20 @@
           <w:docGrid w:linePitch="360"/>
         </w:sectPr>
       </w:pPr>
+      <w:r>
+        <w:rPr>
+          <w:rFonts w:ascii="Times New Roman" w:hAnsi="Times New Roman" w:cs="Times New Roman"/>
+          <w:b/>
+        </w:rPr>
+        <w:t>E</w:t>
+      </w:r>
+      <w:r>
+        <w:rPr>
+          <w:rFonts w:ascii="Times New Roman" w:hAnsi="Times New Roman" w:cs="Times New Roman"/>
+          <w:b/>
+        </w:rPr>
+        <w:t xml:space="preserve">DUCATION </w:t>
+      </w:r>
     </w:p>
     <w:p>
       <w:pPr>
@@ -148,12 +176,6 @@
         <w:rPr>
           <w:rFonts w:ascii="Times New Roman" w:hAnsi="Times New Roman" w:cs="Times New Roman"/>
         </w:rPr>
-        <w:t xml:space="preserve"> </w:t>
-      </w:r>
-      <w:r>
-        <w:rPr>
-          <w:rFonts w:ascii="Times New Roman" w:hAnsi="Times New Roman" w:cs="Times New Roman"/>
-        </w:rPr>
         <w:tab/>
       </w:r>
       <w:r>
@@ -205,6 +227,45 @@
         <w:t>Bachelor of Science Computer Science</w:t>
       </w:r>
       <w:r>
+        <w:rPr>
+          <w:rFonts w:ascii="Times New Roman" w:hAnsi="Times New Roman" w:cs="Times New Roman"/>
+        </w:rPr>
+        <w:t xml:space="preserve"> </w:t>
+      </w:r>
+      <w:r>
+        <w:rPr>
+          <w:rFonts w:ascii="Times New Roman" w:hAnsi="Times New Roman" w:cs="Times New Roman"/>
+        </w:rPr>
+        <w:t xml:space="preserve">| </w:t>
+      </w:r>
+      <w:r>
+        <w:rPr>
+          <w:rFonts w:ascii="Times New Roman" w:hAnsi="Times New Roman" w:cs="Times New Roman"/>
+        </w:rPr>
+        <w:t>S</w:t>
+      </w:r>
+      <w:r>
+        <w:rPr>
+          <w:rFonts w:ascii="Times New Roman" w:hAnsi="Times New Roman" w:cs="Times New Roman"/>
+        </w:rPr>
+        <w:t>pecialization</w:t>
+      </w:r>
+      <w:r>
+        <w:rPr>
+          <w:rFonts w:ascii="Times New Roman" w:hAnsi="Times New Roman" w:cs="Times New Roman"/>
+        </w:rPr>
+        <w:t>:</w:t>
+      </w:r>
+      <w:r>
+        <w:rPr>
+          <w:rFonts w:ascii="Times New Roman" w:hAnsi="Times New Roman" w:cs="Times New Roman"/>
+        </w:rPr>
+        <w:t xml:space="preserve"> Data Science</w:t>
+      </w:r>
+      <w:r>
+        <w:rPr>
+          <w:rFonts w:ascii="Times New Roman" w:hAnsi="Times New Roman" w:cs="Times New Roman"/>
+        </w:rPr>
         <w:tab/>
       </w:r>
       <w:r>
@@ -262,7 +323,55 @@
         <w:rPr>
           <w:rFonts w:ascii="Times New Roman" w:hAnsi="Times New Roman" w:cs="Times New Roman"/>
         </w:rPr>
-        <w:t>Systems Programming | Data Mining | Probability and Statistics | Linear Algebra | Object-Oriented Programming I, II | Data Science | Discrete Structures | Graph Theory | Calculus 1, 2, and 3</w:t>
+        <w:t xml:space="preserve">Systems Programming | </w:t>
+      </w:r>
+      <w:r>
+        <w:rPr>
+          <w:rFonts w:ascii="Times New Roman" w:hAnsi="Times New Roman" w:cs="Times New Roman"/>
+        </w:rPr>
+        <w:t xml:space="preserve">Parallel and Distributed Computing | </w:t>
+      </w:r>
+      <w:r>
+        <w:rPr>
+          <w:rFonts w:ascii="Times New Roman" w:hAnsi="Times New Roman" w:cs="Times New Roman"/>
+        </w:rPr>
+        <w:t>Data Mining |</w:t>
+      </w:r>
+      <w:r>
+        <w:rPr>
+          <w:rFonts w:ascii="Times New Roman" w:hAnsi="Times New Roman" w:cs="Times New Roman"/>
+        </w:rPr>
+        <w:t xml:space="preserve"> </w:t>
+      </w:r>
+      <w:r>
+        <w:rPr>
+          <w:rFonts w:ascii="Times New Roman" w:hAnsi="Times New Roman" w:cs="Times New Roman"/>
+        </w:rPr>
+        <w:t>S</w:t>
+      </w:r>
+      <w:r>
+        <w:rPr>
+          <w:rFonts w:ascii="Times New Roman" w:hAnsi="Times New Roman" w:cs="Times New Roman"/>
+        </w:rPr>
+        <w:t>tochastic Processes</w:t>
+      </w:r>
+      <w:r>
+        <w:rPr>
+          <w:rFonts w:ascii="Times New Roman" w:hAnsi="Times New Roman" w:cs="Times New Roman"/>
+        </w:rPr>
+        <w:t xml:space="preserve"> | Data Science | Artificial Intelligence </w:t>
+      </w:r>
+      <w:r>
+        <w:rPr>
+          <w:rFonts w:ascii="Times New Roman" w:hAnsi="Times New Roman" w:cs="Times New Roman"/>
+        </w:rPr>
+        <w:t>|</w:t>
+      </w:r>
+      <w:r>
+        <w:rPr>
+          <w:rFonts w:ascii="Times New Roman" w:hAnsi="Times New Roman" w:cs="Times New Roman"/>
+        </w:rPr>
+        <w:t xml:space="preserve"> Probability and Statistics | Linear Algebra | Object-Oriented Programming I, II </w:t>
       </w:r>
     </w:p>
     <w:p>
@@ -284,25 +393,25 @@
         <w:rPr>
           <w:rFonts w:ascii="Times New Roman" w:hAnsi="Times New Roman" w:cs="Times New Roman"/>
         </w:rPr>
-        <w:t>:</w:t>
-      </w:r>
-      <w:r>
-        <w:rPr>
-          <w:rFonts w:ascii="Times New Roman" w:hAnsi="Times New Roman" w:cs="Times New Roman"/>
-        </w:rPr>
-        <w:t xml:space="preserve"> Pi Kappa Phi</w:t>
-      </w:r>
-      <w:r>
-        <w:rPr>
-          <w:rFonts w:ascii="Times New Roman" w:hAnsi="Times New Roman" w:cs="Times New Roman"/>
-        </w:rPr>
-        <w:t xml:space="preserve"> |</w:t>
-      </w:r>
-      <w:r>
-        <w:rPr>
-          <w:rFonts w:ascii="Times New Roman" w:hAnsi="Times New Roman" w:cs="Times New Roman"/>
-        </w:rPr>
-        <w:t xml:space="preserve"> SHPE</w:t>
+        <w:t xml:space="preserve">: Pi Kappa Phi | SHPE </w:t>
+      </w:r>
+      <w:r>
+        <w:rPr>
+          <w:rFonts w:ascii="Times New Roman" w:hAnsi="Times New Roman" w:cs="Times New Roman"/>
+        </w:rPr>
+        <w:t xml:space="preserve">| ACM </w:t>
+      </w:r>
+      <w:r>
+        <w:rPr>
+          <w:rFonts w:ascii="Times New Roman" w:hAnsi="Times New Roman" w:cs="Times New Roman"/>
+        </w:rPr>
+        <w:t>|</w:t>
+      </w:r>
+      <w:r>
+        <w:rPr>
+          <w:rFonts w:ascii="Times New Roman" w:hAnsi="Times New Roman" w:cs="Times New Roman"/>
+        </w:rPr>
+        <w:t xml:space="preserve"> Codify</w:t>
       </w:r>
       <w:r>
         <w:rPr>
@@ -314,43 +423,13 @@
         <w:rPr>
           <w:rFonts w:ascii="Times New Roman" w:hAnsi="Times New Roman" w:cs="Times New Roman"/>
         </w:rPr>
-        <w:t>|</w:t>
-      </w:r>
-      <w:r>
-        <w:rPr>
-          <w:rFonts w:ascii="Times New Roman" w:hAnsi="Times New Roman" w:cs="Times New Roman"/>
-        </w:rPr>
-        <w:t xml:space="preserve"> ACM</w:t>
-      </w:r>
-      <w:r>
-        <w:rPr>
-          <w:rFonts w:ascii="Times New Roman" w:hAnsi="Times New Roman" w:cs="Times New Roman"/>
-        </w:rPr>
-        <w:t xml:space="preserve"> </w:t>
-      </w:r>
-      <w:r>
-        <w:rPr>
-          <w:rFonts w:ascii="Times New Roman" w:hAnsi="Times New Roman" w:cs="Times New Roman"/>
-        </w:rPr>
-        <w:t>|</w:t>
-      </w:r>
-      <w:r>
-        <w:rPr>
-          <w:rFonts w:ascii="Times New Roman" w:hAnsi="Times New Roman" w:cs="Times New Roman"/>
-        </w:rPr>
-        <w:t xml:space="preserve"> Exelon Summer Institute</w:t>
-      </w:r>
-      <w:r>
-        <w:rPr>
-          <w:rFonts w:ascii="Times New Roman" w:hAnsi="Times New Roman" w:cs="Times New Roman"/>
-        </w:rPr>
-        <w:t xml:space="preserve"> |</w:t>
-      </w:r>
-      <w:r>
-        <w:rPr>
-          <w:rFonts w:ascii="Times New Roman" w:hAnsi="Times New Roman" w:cs="Times New Roman"/>
-        </w:rPr>
-        <w:t xml:space="preserve"> C</w:t>
+        <w:t xml:space="preserve">| </w:t>
+      </w:r>
+      <w:r>
+        <w:rPr>
+          <w:rFonts w:ascii="Times New Roman" w:hAnsi="Times New Roman" w:cs="Times New Roman"/>
+        </w:rPr>
+        <w:t>Exelon Summer Institute | C</w:t>
       </w:r>
       <w:r>
         <w:rPr>
@@ -374,7 +453,14 @@
           <w:rFonts w:ascii="Times New Roman" w:hAnsi="Times New Roman" w:cs="Times New Roman"/>
           <w:b/>
         </w:rPr>
-        <w:t>Experience</w:t>
+        <w:t>E</w:t>
+      </w:r>
+      <w:r>
+        <w:rPr>
+          <w:rFonts w:ascii="Times New Roman" w:hAnsi="Times New Roman" w:cs="Times New Roman"/>
+          <w:b/>
+        </w:rPr>
+        <w:t>XPERIENCE</w:t>
       </w:r>
     </w:p>
     <w:p>
@@ -418,13 +504,7 @@
         <w:rPr>
           <w:rFonts w:ascii="Times New Roman" w:hAnsi="Times New Roman" w:cs="Times New Roman"/>
         </w:rPr>
-        <w:t>/2</w:t>
-      </w:r>
-      <w:r>
-        <w:rPr>
-          <w:rFonts w:ascii="Times New Roman" w:hAnsi="Times New Roman" w:cs="Times New Roman"/>
-        </w:rPr>
-        <w:t>02</w:t>
+        <w:t>/202</w:t>
       </w:r>
       <w:r>
         <w:rPr>
@@ -436,13 +516,7 @@
         <w:rPr>
           <w:rFonts w:ascii="Times New Roman" w:hAnsi="Times New Roman" w:cs="Times New Roman"/>
         </w:rPr>
-        <w:t xml:space="preserve"> –</w:t>
-      </w:r>
-      <w:r>
-        <w:rPr>
-          <w:rFonts w:ascii="Times New Roman" w:hAnsi="Times New Roman" w:cs="Times New Roman"/>
-        </w:rPr>
-        <w:t xml:space="preserve"> </w:t>
+        <w:t xml:space="preserve"> – </w:t>
       </w:r>
       <w:r>
         <w:rPr>
@@ -507,7 +581,7 @@
         <w:rPr>
           <w:rFonts w:ascii="Times New Roman" w:hAnsi="Times New Roman" w:cs="Times New Roman"/>
         </w:rPr>
-        <w:t>Built</w:t>
+        <w:t>Developed</w:t>
       </w:r>
       <w:r>
         <w:rPr>
@@ -519,25 +593,31 @@
         <w:rPr>
           <w:rFonts w:ascii="Times New Roman" w:hAnsi="Times New Roman" w:cs="Times New Roman"/>
         </w:rPr>
-        <w:t>full</w:t>
-      </w:r>
-      <w:r>
-        <w:rPr>
-          <w:rFonts w:ascii="Times New Roman" w:hAnsi="Times New Roman" w:cs="Times New Roman"/>
-        </w:rPr>
-        <w:t>-</w:t>
-      </w:r>
-      <w:r>
-        <w:rPr>
-          <w:rFonts w:ascii="Times New Roman" w:hAnsi="Times New Roman" w:cs="Times New Roman"/>
-        </w:rPr>
-        <w:t xml:space="preserve">stack </w:t>
-      </w:r>
-      <w:r>
-        <w:rPr>
-          <w:rFonts w:ascii="Times New Roman" w:hAnsi="Times New Roman" w:cs="Times New Roman"/>
-        </w:rPr>
-        <w:t xml:space="preserve">mobile app using </w:t>
+        <w:t>full-stack</w:t>
+      </w:r>
+      <w:r>
+        <w:rPr>
+          <w:rFonts w:ascii="Times New Roman" w:hAnsi="Times New Roman" w:cs="Times New Roman"/>
+        </w:rPr>
+        <w:t xml:space="preserve"> </w:t>
+      </w:r>
+      <w:r>
+        <w:rPr>
+          <w:rFonts w:ascii="Times New Roman" w:hAnsi="Times New Roman" w:cs="Times New Roman"/>
+        </w:rPr>
+        <w:t xml:space="preserve">mobile app </w:t>
+      </w:r>
+      <w:r>
+        <w:rPr>
+          <w:rFonts w:ascii="Times New Roman" w:hAnsi="Times New Roman" w:cs="Times New Roman"/>
+        </w:rPr>
+        <w:t>incorporating</w:t>
+      </w:r>
+      <w:r>
+        <w:rPr>
+          <w:rFonts w:ascii="Times New Roman" w:hAnsi="Times New Roman" w:cs="Times New Roman"/>
+        </w:rPr>
+        <w:t xml:space="preserve"> </w:t>
       </w:r>
       <w:r>
         <w:rPr>
@@ -623,43 +703,19 @@
         <w:rPr>
           <w:rFonts w:ascii="Times New Roman" w:hAnsi="Times New Roman" w:cs="Times New Roman"/>
         </w:rPr>
-        <w:t>so</w:t>
-      </w:r>
-      <w:r>
-        <w:rPr>
-          <w:rFonts w:ascii="Times New Roman" w:hAnsi="Times New Roman" w:cs="Times New Roman"/>
-        </w:rPr>
-        <w:t xml:space="preserve"> clients </w:t>
-      </w:r>
-      <w:r>
-        <w:rPr>
-          <w:rFonts w:ascii="Times New Roman" w:hAnsi="Times New Roman" w:cs="Times New Roman"/>
-        </w:rPr>
-        <w:t xml:space="preserve">and </w:t>
-      </w:r>
-      <w:r>
-        <w:rPr>
-          <w:rFonts w:ascii="Times New Roman" w:hAnsi="Times New Roman" w:cs="Times New Roman"/>
-        </w:rPr>
-        <w:t xml:space="preserve">internal users </w:t>
-      </w:r>
-      <w:r>
-        <w:rPr>
-          <w:rFonts w:ascii="Times New Roman" w:hAnsi="Times New Roman" w:cs="Times New Roman"/>
-        </w:rPr>
-        <w:t>can</w:t>
-      </w:r>
-      <w:r>
-        <w:rPr>
-          <w:rFonts w:ascii="Times New Roman" w:hAnsi="Times New Roman" w:cs="Times New Roman"/>
-        </w:rPr>
-        <w:t xml:space="preserve"> view, monitor, and interact with Snowflake</w:t>
-      </w:r>
-      <w:r>
-        <w:rPr>
-          <w:rFonts w:ascii="Times New Roman" w:hAnsi="Times New Roman" w:cs="Times New Roman"/>
-        </w:rPr>
-        <w:t xml:space="preserve"> </w:t>
+        <w:t>to access</w:t>
+      </w:r>
+      <w:r>
+        <w:rPr>
+          <w:rFonts w:ascii="Times New Roman" w:hAnsi="Times New Roman" w:cs="Times New Roman"/>
+        </w:rPr>
+        <w:t xml:space="preserve"> and interact with Snowflake</w:t>
+      </w:r>
+      <w:r>
+        <w:rPr>
+          <w:rFonts w:ascii="Times New Roman" w:hAnsi="Times New Roman" w:cs="Times New Roman"/>
+        </w:rPr>
+        <w:t>-</w:t>
       </w:r>
       <w:r>
         <w:rPr>
@@ -695,19 +751,25 @@
         <w:rPr>
           <w:rFonts w:ascii="Times New Roman" w:hAnsi="Times New Roman" w:cs="Times New Roman"/>
         </w:rPr>
-        <w:t>system that flattened tables and filter</w:t>
-      </w:r>
-      <w:r>
-        <w:rPr>
-          <w:rFonts w:ascii="Times New Roman" w:hAnsi="Times New Roman" w:cs="Times New Roman"/>
-        </w:rPr>
-        <w:t>s</w:t>
-      </w:r>
-      <w:r>
-        <w:rPr>
-          <w:rFonts w:ascii="Times New Roman" w:hAnsi="Times New Roman" w:cs="Times New Roman"/>
-        </w:rPr>
-        <w:t xml:space="preserve">, with real-time synchronization and support for any database schema. </w:t>
+        <w:t xml:space="preserve">layer supporting </w:t>
+      </w:r>
+      <w:r>
+        <w:rPr>
+          <w:rFonts w:ascii="Times New Roman" w:hAnsi="Times New Roman" w:cs="Times New Roman"/>
+        </w:rPr>
+        <w:t>real-time synchronization a</w:t>
+      </w:r>
+      <w:r>
+        <w:rPr>
+          <w:rFonts w:ascii="Times New Roman" w:hAnsi="Times New Roman" w:cs="Times New Roman"/>
+        </w:rPr>
+        <w:t xml:space="preserve">cross </w:t>
+      </w:r>
+      <w:r>
+        <w:rPr>
+          <w:rFonts w:ascii="Times New Roman" w:hAnsi="Times New Roman" w:cs="Times New Roman"/>
+        </w:rPr>
+        <w:t>arbitrary database schemas.</w:t>
       </w:r>
     </w:p>
     <w:p>
@@ -725,35 +787,98 @@
         <w:rPr>
           <w:rFonts w:ascii="Times New Roman" w:hAnsi="Times New Roman" w:cs="Times New Roman"/>
         </w:rPr>
-        <w:t>Created a stock lifecycle visualization tool to display historical trends and key</w:t>
-      </w:r>
-      <w:r>
-        <w:rPr>
-          <w:rFonts w:ascii="Times New Roman" w:hAnsi="Times New Roman" w:cs="Times New Roman"/>
-        </w:rPr>
-        <w:t xml:space="preserve"> </w:t>
-      </w:r>
-      <w:r>
-        <w:rPr>
-          <w:rFonts w:ascii="Times New Roman" w:hAnsi="Times New Roman" w:cs="Times New Roman"/>
-        </w:rPr>
-        <w:t>metrics across</w:t>
-      </w:r>
-      <w:r>
-        <w:rPr>
-          <w:rFonts w:ascii="Times New Roman" w:hAnsi="Times New Roman" w:cs="Times New Roman"/>
-        </w:rPr>
-        <w:t xml:space="preserve"> </w:t>
-      </w:r>
-      <w:r>
-        <w:rPr>
-          <w:rFonts w:ascii="Times New Roman" w:hAnsi="Times New Roman" w:cs="Times New Roman"/>
-        </w:rPr>
-        <w:t>investment stages.</w:t>
+        <w:t xml:space="preserve">Implemented a schema-aware filtering interface supporting text, numeric, and date predicates, enabling flexible querying of Snowflake data </w:t>
+      </w:r>
+      <w:r>
+        <w:rPr>
+          <w:rFonts w:ascii="Times New Roman" w:hAnsi="Times New Roman" w:cs="Times New Roman"/>
+        </w:rPr>
+        <w:t>directly on the</w:t>
+      </w:r>
+      <w:r>
+        <w:rPr>
+          <w:rFonts w:ascii="Times New Roman" w:hAnsi="Times New Roman" w:cs="Times New Roman"/>
+        </w:rPr>
+        <w:t xml:space="preserve"> mobile </w:t>
+      </w:r>
+      <w:r>
+        <w:rPr>
+          <w:rFonts w:ascii="Times New Roman" w:hAnsi="Times New Roman" w:cs="Times New Roman"/>
+        </w:rPr>
+        <w:t>UI</w:t>
+      </w:r>
+      <w:r>
+        <w:rPr>
+          <w:rFonts w:ascii="Times New Roman" w:hAnsi="Times New Roman" w:cs="Times New Roman"/>
+        </w:rPr>
+        <w:t>.</w:t>
       </w:r>
     </w:p>
     <w:p>
       <w:pPr>
+        <w:pStyle w:val="ListParagraph"/>
+        <w:numPr>
+          <w:ilvl w:val="0"/>
+          <w:numId w:val="13"/>
+        </w:numPr>
+        <w:rPr>
+          <w:rFonts w:ascii="Times New Roman" w:hAnsi="Times New Roman" w:cs="Times New Roman"/>
+        </w:rPr>
+      </w:pPr>
+      <w:r>
+        <w:rPr>
+          <w:rFonts w:ascii="Times New Roman" w:hAnsi="Times New Roman" w:cs="Times New Roman"/>
+        </w:rPr>
+        <w:t>Developed</w:t>
+      </w:r>
+      <w:r>
+        <w:rPr>
+          <w:rFonts w:ascii="Times New Roman" w:hAnsi="Times New Roman" w:cs="Times New Roman"/>
+        </w:rPr>
+        <w:t xml:space="preserve"> stock lifecycle visualization tool</w:t>
+      </w:r>
+      <w:r>
+        <w:rPr>
+          <w:rFonts w:ascii="Times New Roman" w:hAnsi="Times New Roman" w:cs="Times New Roman"/>
+        </w:rPr>
+        <w:t>s</w:t>
+      </w:r>
+      <w:r>
+        <w:rPr>
+          <w:rFonts w:ascii="Times New Roman" w:hAnsi="Times New Roman" w:cs="Times New Roman"/>
+        </w:rPr>
+        <w:t xml:space="preserve"> to display historical trends and key</w:t>
+      </w:r>
+      <w:r>
+        <w:rPr>
+          <w:rFonts w:ascii="Times New Roman" w:hAnsi="Times New Roman" w:cs="Times New Roman"/>
+        </w:rPr>
+        <w:t xml:space="preserve"> </w:t>
+      </w:r>
+      <w:r>
+        <w:rPr>
+          <w:rFonts w:ascii="Times New Roman" w:hAnsi="Times New Roman" w:cs="Times New Roman"/>
+        </w:rPr>
+        <w:t>metrics across</w:t>
+      </w:r>
+      <w:r>
+        <w:rPr>
+          <w:rFonts w:ascii="Times New Roman" w:hAnsi="Times New Roman" w:cs="Times New Roman"/>
+        </w:rPr>
+        <w:t xml:space="preserve"> </w:t>
+      </w:r>
+      <w:r>
+        <w:rPr>
+          <w:rFonts w:ascii="Times New Roman" w:hAnsi="Times New Roman" w:cs="Times New Roman"/>
+        </w:rPr>
+        <w:t>investment stages.</w:t>
+      </w:r>
+    </w:p>
+    <w:p>
+      <w:pPr>
+        <w:tabs>
+          <w:tab w:val="right" w:pos="10800"/>
+        </w:tabs>
         <w:rPr>
           <w:rFonts w:ascii="Times New Roman" w:hAnsi="Times New Roman" w:cs="Times New Roman"/>
         </w:rPr>
@@ -764,7 +889,7 @@
           <w:b/>
           <w:bCs/>
         </w:rPr>
-        <w:t>Teaching</w:t>
+        <w:t xml:space="preserve">Teaching Assistant (TA): CS 116 </w:t>
       </w:r>
       <w:r>
         <w:rPr>
@@ -772,7 +897,7 @@
           <w:b/>
           <w:bCs/>
         </w:rPr>
-        <w:t xml:space="preserve"> </w:t>
+        <w:t>Data Structures and Algorithms</w:t>
       </w:r>
       <w:r>
         <w:rPr>
@@ -780,86 +905,13 @@
           <w:b/>
           <w:bCs/>
         </w:rPr>
-        <w:t>Assistant (TA): CS</w:t>
-      </w:r>
-      <w:r>
-        <w:rPr>
-          <w:rFonts w:ascii="Times New Roman" w:hAnsi="Times New Roman" w:cs="Times New Roman"/>
-          <w:b/>
-          <w:bCs/>
-        </w:rPr>
-        <w:t xml:space="preserve"> 331 </w:t>
-      </w:r>
-      <w:r>
-        <w:rPr>
-          <w:rFonts w:ascii="Times New Roman" w:hAnsi="Times New Roman" w:cs="Times New Roman"/>
-          <w:b/>
-          <w:bCs/>
-        </w:rPr>
-        <w:t>Data Structures and Algorithm</w:t>
-      </w:r>
-      <w:r>
-        <w:rPr>
-          <w:rFonts w:ascii="Times New Roman" w:hAnsi="Times New Roman" w:cs="Times New Roman"/>
-          <w:b/>
-          <w:bCs/>
-        </w:rPr>
         <w:tab/>
       </w:r>
       <w:r>
         <w:rPr>
           <w:rFonts w:ascii="Times New Roman" w:hAnsi="Times New Roman" w:cs="Times New Roman"/>
-          <w:b/>
-          <w:bCs/>
-        </w:rPr>
-        <w:tab/>
-      </w:r>
-      <w:r>
-        <w:rPr>
-          <w:rFonts w:ascii="Times New Roman" w:hAnsi="Times New Roman" w:cs="Times New Roman"/>
-          <w:b/>
-          <w:bCs/>
-        </w:rPr>
-        <w:tab/>
-      </w:r>
-      <w:r>
-        <w:rPr>
-          <w:rFonts w:ascii="Times New Roman" w:hAnsi="Times New Roman" w:cs="Times New Roman"/>
-          <w:b/>
-          <w:bCs/>
-        </w:rPr>
-        <w:tab/>
-        <w:t xml:space="preserve">         </w:t>
-      </w:r>
-      <w:r>
-        <w:rPr>
-          <w:rFonts w:ascii="Times New Roman" w:hAnsi="Times New Roman" w:cs="Times New Roman"/>
-        </w:rPr>
-        <w:t>0</w:t>
-      </w:r>
-      <w:r>
-        <w:rPr>
-          <w:rFonts w:ascii="Times New Roman" w:hAnsi="Times New Roman" w:cs="Times New Roman"/>
-        </w:rPr>
-        <w:t>8</w:t>
-      </w:r>
-      <w:r>
-        <w:rPr>
-          <w:rFonts w:ascii="Times New Roman" w:hAnsi="Times New Roman" w:cs="Times New Roman"/>
-        </w:rPr>
-        <w:t>/2024 –</w:t>
-      </w:r>
-      <w:r>
-        <w:rPr>
-          <w:rFonts w:ascii="Times New Roman" w:hAnsi="Times New Roman" w:cs="Times New Roman"/>
-        </w:rPr>
-        <w:t xml:space="preserve"> </w:t>
-      </w:r>
-      <w:r>
-        <w:rPr>
-          <w:rFonts w:ascii="Times New Roman" w:hAnsi="Times New Roman" w:cs="Times New Roman"/>
-        </w:rPr>
-        <w:t>12/2024</w:t>
+        </w:rPr>
+        <w:t>01/2024 – 05/2024</w:t>
       </w:r>
     </w:p>
     <w:p>
@@ -928,19 +980,19 @@
         <w:rPr>
           <w:rFonts w:ascii="Times New Roman" w:hAnsi="Times New Roman" w:cs="Times New Roman"/>
         </w:rPr>
-        <w:t>algorithms</w:t>
+        <w:t xml:space="preserve">algorithms </w:t>
+      </w:r>
+      <w:r>
+        <w:rPr>
+          <w:rFonts w:ascii="Times New Roman" w:hAnsi="Times New Roman" w:cs="Times New Roman"/>
+        </w:rPr>
+        <w:t>such as</w:t>
       </w:r>
       <w:r>
         <w:rPr>
           <w:rFonts w:ascii="Times New Roman" w:hAnsi="Times New Roman" w:cs="Times New Roman"/>
         </w:rPr>
         <w:t xml:space="preserve"> </w:t>
-      </w:r>
-      <w:r>
-        <w:rPr>
-          <w:rFonts w:ascii="Times New Roman" w:hAnsi="Times New Roman" w:cs="Times New Roman"/>
-        </w:rPr>
-        <w:t xml:space="preserve">like </w:t>
       </w:r>
       <w:r>
         <w:rPr>
@@ -1008,34 +1060,16 @@
           <w:b/>
           <w:bCs/>
         </w:rPr>
-        <w:t xml:space="preserve">Software Engineer </w:t>
-      </w:r>
-      <w:proofErr w:type="gramStart"/>
+        <w:t>Software Engineer Intern</w:t>
+      </w:r>
       <w:r>
         <w:rPr>
           <w:rFonts w:ascii="Times New Roman" w:hAnsi="Times New Roman" w:cs="Times New Roman"/>
           <w:b/>
           <w:bCs/>
         </w:rPr>
-        <w:t xml:space="preserve">Intern </w:t>
-      </w:r>
-      <w:r>
-        <w:rPr>
-          <w:rFonts w:ascii="Times New Roman" w:hAnsi="Times New Roman" w:cs="Times New Roman"/>
-          <w:b/>
-          <w:bCs/>
-        </w:rPr>
-        <w:t xml:space="preserve"> </w:t>
-      </w:r>
-      <w:r>
-        <w:rPr>
-          <w:rFonts w:ascii="Times New Roman" w:hAnsi="Times New Roman" w:cs="Times New Roman"/>
-          <w:b/>
-          <w:bCs/>
-        </w:rPr>
         <w:tab/>
       </w:r>
-      <w:proofErr w:type="gramEnd"/>
       <w:r>
         <w:rPr>
           <w:rFonts w:ascii="Times New Roman" w:hAnsi="Times New Roman" w:cs="Times New Roman"/>
@@ -1119,7 +1153,37 @@
         <w:rPr>
           <w:rFonts w:ascii="Times New Roman" w:hAnsi="Times New Roman" w:cs="Times New Roman"/>
         </w:rPr>
-        <w:t>Team lead for the demo</w:t>
+        <w:t xml:space="preserve">Led development of the </w:t>
+      </w:r>
+      <w:r>
+        <w:rPr>
+          <w:rFonts w:ascii="Times New Roman" w:hAnsi="Times New Roman" w:cs="Times New Roman"/>
+        </w:rPr>
+        <w:t>demo</w:t>
+      </w:r>
+      <w:r>
+        <w:rPr>
+          <w:rFonts w:ascii="Times New Roman" w:hAnsi="Times New Roman" w:cs="Times New Roman"/>
+        </w:rPr>
+        <w:t xml:space="preserve">, </w:t>
+      </w:r>
+      <w:r>
+        <w:rPr>
+          <w:rFonts w:ascii="Times New Roman" w:hAnsi="Times New Roman" w:cs="Times New Roman"/>
+        </w:rPr>
+        <w:t>rais</w:t>
+      </w:r>
+      <w:r>
+        <w:rPr>
+          <w:rFonts w:ascii="Times New Roman" w:hAnsi="Times New Roman" w:cs="Times New Roman"/>
+        </w:rPr>
+        <w:t>ing</w:t>
+      </w:r>
+      <w:r>
+        <w:rPr>
+          <w:rFonts w:ascii="Times New Roman" w:hAnsi="Times New Roman" w:cs="Times New Roman"/>
+        </w:rPr>
+        <w:t xml:space="preserve"> over $5</w:t>
       </w:r>
       <w:r>
         <w:rPr>
@@ -1131,7 +1195,43 @@
         <w:rPr>
           <w:rFonts w:ascii="Times New Roman" w:hAnsi="Times New Roman" w:cs="Times New Roman"/>
         </w:rPr>
-        <w:t xml:space="preserve"> which raised over $5000 from investors such as Microsoft for start-ups.</w:t>
+        <w:t>000 from investors</w:t>
+      </w:r>
+      <w:r>
+        <w:rPr>
+          <w:rFonts w:ascii="Times New Roman" w:hAnsi="Times New Roman" w:cs="Times New Roman"/>
+        </w:rPr>
+        <w:t>,</w:t>
+      </w:r>
+      <w:r>
+        <w:rPr>
+          <w:rFonts w:ascii="Times New Roman" w:hAnsi="Times New Roman" w:cs="Times New Roman"/>
+        </w:rPr>
+        <w:t xml:space="preserve"> </w:t>
+      </w:r>
+      <w:r>
+        <w:rPr>
+          <w:rFonts w:ascii="Times New Roman" w:hAnsi="Times New Roman" w:cs="Times New Roman"/>
+        </w:rPr>
+        <w:t>including</w:t>
+      </w:r>
+      <w:r>
+        <w:rPr>
+          <w:rFonts w:ascii="Times New Roman" w:hAnsi="Times New Roman" w:cs="Times New Roman"/>
+        </w:rPr>
+        <w:t xml:space="preserve"> Microsoft</w:t>
+      </w:r>
+      <w:r>
+        <w:rPr>
+          <w:rFonts w:ascii="Times New Roman" w:hAnsi="Times New Roman" w:cs="Times New Roman"/>
+        </w:rPr>
+        <w:t>,</w:t>
+      </w:r>
+      <w:r>
+        <w:rPr>
+          <w:rFonts w:ascii="Times New Roman" w:hAnsi="Times New Roman" w:cs="Times New Roman"/>
+        </w:rPr>
+        <w:t xml:space="preserve"> for start-ups.</w:t>
       </w:r>
     </w:p>
     <w:p>
@@ -1155,7 +1255,13 @@
         <w:rPr>
           <w:rFonts w:ascii="Times New Roman" w:hAnsi="Times New Roman" w:cs="Times New Roman"/>
         </w:rPr>
-        <w:t xml:space="preserve">headed the </w:t>
+        <w:t xml:space="preserve">headed </w:t>
+      </w:r>
+      <w:r>
+        <w:rPr>
+          <w:rFonts w:ascii="Times New Roman" w:hAnsi="Times New Roman" w:cs="Times New Roman"/>
+        </w:rPr>
+        <w:t xml:space="preserve">the </w:t>
       </w:r>
       <w:r>
         <w:rPr>
@@ -1185,7 +1291,19 @@
         <w:rPr>
           <w:rFonts w:ascii="Times New Roman" w:hAnsi="Times New Roman" w:cs="Times New Roman"/>
         </w:rPr>
-        <w:t xml:space="preserve"> file management system using JavaScript and </w:t>
+        <w:t xml:space="preserve"> file management system u</w:t>
+      </w:r>
+      <w:r>
+        <w:rPr>
+          <w:rFonts w:ascii="Times New Roman" w:hAnsi="Times New Roman" w:cs="Times New Roman"/>
+        </w:rPr>
+        <w:t xml:space="preserve">tilizing </w:t>
+      </w:r>
+      <w:r>
+        <w:rPr>
+          <w:rFonts w:ascii="Times New Roman" w:hAnsi="Times New Roman" w:cs="Times New Roman"/>
+        </w:rPr>
+        <w:t xml:space="preserve">JavaScript and </w:t>
       </w:r>
       <w:r>
         <w:rPr>
@@ -1397,7 +1515,7 @@
           <w:b/>
           <w:bCs/>
         </w:rPr>
-        <w:t xml:space="preserve">CS 116 Object-Oriented Programming II </w:t>
+        <w:t>CS 116 Object-Oriented Programming II</w:t>
       </w:r>
       <w:r>
         <w:rPr>
@@ -1500,14 +1618,13 @@
         <w:rPr>
           <w:rFonts w:ascii="Times New Roman" w:hAnsi="Times New Roman" w:cs="Times New Roman"/>
         </w:rPr>
-        <w:t xml:space="preserve">Taught lessons on data structures, algorithms, recursions, object-oriented </w:t>
-      </w:r>
-      <w:proofErr w:type="gramStart"/>
-      <w:r>
-        <w:rPr>
-          <w:rFonts w:ascii="Times New Roman" w:hAnsi="Times New Roman" w:cs="Times New Roman"/>
-        </w:rPr>
-        <w:t>programming</w:t>
+        <w:t>Taught lessons on data structures, algorithms, recursions, object-oriented programming</w:t>
+      </w:r>
+      <w:r>
+        <w:rPr>
+          <w:rFonts w:ascii="Times New Roman" w:hAnsi="Times New Roman" w:cs="Times New Roman"/>
+        </w:rPr>
+        <w:t xml:space="preserve"> </w:t>
       </w:r>
       <w:r>
         <w:rPr>
@@ -1515,7 +1632,6 @@
         </w:rPr>
         <w:t>(</w:t>
       </w:r>
-      <w:proofErr w:type="gramEnd"/>
       <w:r>
         <w:rPr>
           <w:rFonts w:ascii="Times New Roman" w:hAnsi="Times New Roman" w:cs="Times New Roman"/>
@@ -1580,7 +1696,14 @@
           <w:rFonts w:ascii="Times New Roman" w:hAnsi="Times New Roman" w:cs="Times New Roman"/>
           <w:b/>
         </w:rPr>
-        <w:t>Skills</w:t>
+        <w:t>S</w:t>
+      </w:r>
+      <w:r>
+        <w:rPr>
+          <w:rFonts w:ascii="Times New Roman" w:hAnsi="Times New Roman" w:cs="Times New Roman"/>
+          <w:b/>
+        </w:rPr>
+        <w:t>KILLS</w:t>
       </w:r>
     </w:p>
     <w:p>
@@ -1613,13 +1736,13 @@
         <w:rPr>
           <w:rFonts w:ascii="Times New Roman" w:hAnsi="Times New Roman" w:cs="Times New Roman"/>
         </w:rPr>
-        <w:t>| C</w:t>
-      </w:r>
-      <w:r>
-        <w:rPr>
-          <w:rFonts w:ascii="Times New Roman" w:hAnsi="Times New Roman" w:cs="Times New Roman"/>
-        </w:rPr>
-        <w:t>++</w:t>
+        <w:t>| C++</w:t>
+      </w:r>
+      <w:r>
+        <w:rPr>
+          <w:rFonts w:ascii="Times New Roman" w:hAnsi="Times New Roman" w:cs="Times New Roman"/>
+        </w:rPr>
+        <w:t xml:space="preserve"> |</w:t>
       </w:r>
       <w:r>
         <w:rPr>
@@ -1631,19 +1754,19 @@
         <w:rPr>
           <w:rFonts w:ascii="Times New Roman" w:hAnsi="Times New Roman" w:cs="Times New Roman"/>
         </w:rPr>
-        <w:t>|</w:t>
-      </w:r>
-      <w:r>
-        <w:rPr>
-          <w:rFonts w:ascii="Times New Roman" w:hAnsi="Times New Roman" w:cs="Times New Roman"/>
-        </w:rPr>
-        <w:t xml:space="preserve"> </w:t>
-      </w:r>
-      <w:r>
-        <w:rPr>
-          <w:rFonts w:ascii="Times New Roman" w:hAnsi="Times New Roman" w:cs="Times New Roman"/>
-        </w:rPr>
-        <w:t>SQL</w:t>
+        <w:t xml:space="preserve">SQL | </w:t>
+      </w:r>
+      <w:r>
+        <w:rPr>
+          <w:rFonts w:ascii="Times New Roman" w:hAnsi="Times New Roman" w:cs="Times New Roman"/>
+        </w:rPr>
+        <w:t xml:space="preserve">R </w:t>
+      </w:r>
+      <w:r>
+        <w:rPr>
+          <w:rFonts w:ascii="Times New Roman" w:hAnsi="Times New Roman" w:cs="Times New Roman"/>
+        </w:rPr>
+        <w:t>| JavaScript</w:t>
       </w:r>
       <w:r>
         <w:rPr>
@@ -1655,49 +1778,13 @@
         <w:rPr>
           <w:rFonts w:ascii="Times New Roman" w:hAnsi="Times New Roman" w:cs="Times New Roman"/>
         </w:rPr>
-        <w:t xml:space="preserve">R </w:t>
-      </w:r>
-      <w:r>
-        <w:rPr>
-          <w:rFonts w:ascii="Times New Roman" w:hAnsi="Times New Roman" w:cs="Times New Roman"/>
-        </w:rPr>
-        <w:t>| JavaScript</w:t>
-      </w:r>
-      <w:r>
-        <w:rPr>
-          <w:rFonts w:ascii="Times New Roman" w:hAnsi="Times New Roman" w:cs="Times New Roman"/>
-        </w:rPr>
-        <w:t xml:space="preserve"> </w:t>
-      </w:r>
-      <w:r>
-        <w:rPr>
-          <w:rFonts w:ascii="Times New Roman" w:hAnsi="Times New Roman" w:cs="Times New Roman"/>
-        </w:rPr>
-        <w:t xml:space="preserve">| </w:t>
-      </w:r>
-      <w:r>
-        <w:rPr>
-          <w:rFonts w:ascii="Times New Roman" w:hAnsi="Times New Roman" w:cs="Times New Roman"/>
-        </w:rPr>
         <w:t>HTML | CSS</w:t>
       </w:r>
       <w:r>
         <w:rPr>
           <w:rFonts w:ascii="Times New Roman" w:hAnsi="Times New Roman" w:cs="Times New Roman"/>
         </w:rPr>
-        <w:t>| C</w:t>
-      </w:r>
-      <w:r>
-        <w:rPr>
-          <w:rFonts w:ascii="Times New Roman" w:hAnsi="Times New Roman" w:cs="Times New Roman"/>
-        </w:rPr>
-        <w:t xml:space="preserve"> | OCAML </w:t>
-      </w:r>
-      <w:r>
-        <w:rPr>
-          <w:rFonts w:ascii="Times New Roman" w:hAnsi="Times New Roman" w:cs="Times New Roman"/>
-        </w:rPr>
-        <w:t>| Bash</w:t>
+        <w:t>| C | OCAML | Bash</w:t>
       </w:r>
     </w:p>
     <w:p>
@@ -1726,7 +1813,104 @@
           <w:b/>
           <w:bCs/>
         </w:rPr>
-        <w:t>/</w:t>
+        <w:t>/Libraries</w:t>
+      </w:r>
+      <w:r>
+        <w:rPr>
+          <w:rFonts w:ascii="Times New Roman" w:hAnsi="Times New Roman" w:cs="Times New Roman"/>
+        </w:rPr>
+        <w:t>: Pandas</w:t>
+      </w:r>
+      <w:r>
+        <w:rPr>
+          <w:rFonts w:ascii="Times New Roman" w:hAnsi="Times New Roman" w:cs="Times New Roman"/>
+        </w:rPr>
+        <w:t xml:space="preserve"> |</w:t>
+      </w:r>
+      <w:r>
+        <w:rPr>
+          <w:rFonts w:ascii="Times New Roman" w:hAnsi="Times New Roman" w:cs="Times New Roman"/>
+        </w:rPr>
+        <w:t xml:space="preserve"> NumPy |</w:t>
+      </w:r>
+      <w:r>
+        <w:rPr>
+          <w:rFonts w:ascii="Times New Roman" w:hAnsi="Times New Roman" w:cs="Times New Roman"/>
+        </w:rPr>
+        <w:t xml:space="preserve"> </w:t>
+      </w:r>
+      <w:proofErr w:type="spellStart"/>
+      <w:r>
+        <w:rPr>
+          <w:rFonts w:ascii="Times New Roman" w:hAnsi="Times New Roman" w:cs="Times New Roman"/>
+        </w:rPr>
+        <w:t>Streamlit</w:t>
+      </w:r>
+      <w:proofErr w:type="spellEnd"/>
+      <w:r>
+        <w:rPr>
+          <w:rFonts w:ascii="Times New Roman" w:hAnsi="Times New Roman" w:cs="Times New Roman"/>
+        </w:rPr>
+        <w:t xml:space="preserve"> </w:t>
+      </w:r>
+      <w:r>
+        <w:rPr>
+          <w:rFonts w:ascii="Times New Roman" w:hAnsi="Times New Roman" w:cs="Times New Roman"/>
+        </w:rPr>
+        <w:t xml:space="preserve">| </w:t>
+      </w:r>
+      <w:proofErr w:type="spellStart"/>
+      <w:r>
+        <w:rPr>
+          <w:rFonts w:ascii="Times New Roman" w:hAnsi="Times New Roman" w:cs="Times New Roman"/>
+        </w:rPr>
+        <w:t>FastAPI</w:t>
+      </w:r>
+      <w:proofErr w:type="spellEnd"/>
+      <w:r>
+        <w:rPr>
+          <w:rFonts w:ascii="Times New Roman" w:hAnsi="Times New Roman" w:cs="Times New Roman"/>
+        </w:rPr>
+        <w:t xml:space="preserve"> </w:t>
+      </w:r>
+      <w:r>
+        <w:rPr>
+          <w:rFonts w:ascii="Times New Roman" w:hAnsi="Times New Roman" w:cs="Times New Roman"/>
+        </w:rPr>
+        <w:t>| Scikit-Learn | TensorFlow |</w:t>
+      </w:r>
+      <w:r>
+        <w:rPr>
+          <w:rFonts w:ascii="Times New Roman" w:hAnsi="Times New Roman" w:cs="Times New Roman"/>
+        </w:rPr>
+        <w:t xml:space="preserve"> </w:t>
+      </w:r>
+      <w:proofErr w:type="spellStart"/>
+      <w:r>
+        <w:rPr>
+          <w:rFonts w:ascii="Times New Roman" w:hAnsi="Times New Roman" w:cs="Times New Roman"/>
+        </w:rPr>
+        <w:t>MatplotLib</w:t>
+      </w:r>
+      <w:proofErr w:type="spellEnd"/>
+      <w:r>
+        <w:rPr>
+          <w:rFonts w:ascii="Times New Roman" w:hAnsi="Times New Roman" w:cs="Times New Roman"/>
+        </w:rPr>
+        <w:t xml:space="preserve"> </w:t>
+      </w:r>
+    </w:p>
+    <w:p>
+      <w:pPr>
+        <w:rPr>
+          <w:rFonts w:ascii="Times New Roman" w:hAnsi="Times New Roman" w:cs="Times New Roman"/>
+        </w:rPr>
+      </w:pPr>
+      <w:r>
+        <w:rPr>
+          <w:rFonts w:ascii="Times New Roman" w:hAnsi="Times New Roman" w:cs="Times New Roman"/>
+        </w:rPr>
+        <w:tab/>
       </w:r>
       <w:r>
         <w:rPr>
@@ -1734,19 +1918,43 @@
           <w:b/>
           <w:bCs/>
         </w:rPr>
-        <w:t>Libraries</w:t>
-      </w:r>
-      <w:r>
-        <w:rPr>
-          <w:rFonts w:ascii="Times New Roman" w:hAnsi="Times New Roman" w:cs="Times New Roman"/>
-        </w:rPr>
-        <w:t xml:space="preserve">: </w:t>
-      </w:r>
-      <w:r>
-        <w:rPr>
-          <w:rFonts w:ascii="Times New Roman" w:hAnsi="Times New Roman" w:cs="Times New Roman"/>
-        </w:rPr>
-        <w:t>Pandas</w:t>
+        <w:t>Developer Tools</w:t>
+      </w:r>
+      <w:r>
+        <w:rPr>
+          <w:rFonts w:ascii="Times New Roman" w:hAnsi="Times New Roman" w:cs="Times New Roman"/>
+        </w:rPr>
+        <w:t xml:space="preserve">: Git | </w:t>
+      </w:r>
+      <w:r>
+        <w:rPr>
+          <w:rFonts w:ascii="Times New Roman" w:hAnsi="Times New Roman" w:cs="Times New Roman"/>
+        </w:rPr>
+        <w:t xml:space="preserve">GitHub </w:t>
+      </w:r>
+      <w:r>
+        <w:rPr>
+          <w:rFonts w:ascii="Times New Roman" w:hAnsi="Times New Roman" w:cs="Times New Roman"/>
+        </w:rPr>
+        <w:t>| Azure |</w:t>
+      </w:r>
+      <w:r>
+        <w:rPr>
+          <w:rFonts w:ascii="Times New Roman" w:hAnsi="Times New Roman" w:cs="Times New Roman"/>
+        </w:rPr>
+        <w:t xml:space="preserve"> Snowflake | </w:t>
+      </w:r>
+      <w:r>
+        <w:rPr>
+          <w:rFonts w:ascii="Times New Roman" w:hAnsi="Times New Roman" w:cs="Times New Roman"/>
+        </w:rPr>
+        <w:t>A</w:t>
+      </w:r>
+      <w:r>
+        <w:rPr>
+          <w:rFonts w:ascii="Times New Roman" w:hAnsi="Times New Roman" w:cs="Times New Roman"/>
+        </w:rPr>
+        <w:t>irflow</w:t>
       </w:r>
       <w:r>
         <w:rPr>
@@ -1758,250 +1966,7 @@
         <w:rPr>
           <w:rFonts w:ascii="Times New Roman" w:hAnsi="Times New Roman" w:cs="Times New Roman"/>
         </w:rPr>
-        <w:t xml:space="preserve"> </w:t>
-      </w:r>
-      <w:r>
-        <w:rPr>
-          <w:rFonts w:ascii="Times New Roman" w:hAnsi="Times New Roman" w:cs="Times New Roman"/>
-        </w:rPr>
-        <w:t xml:space="preserve">NumPy </w:t>
-      </w:r>
-      <w:r>
-        <w:rPr>
-          <w:rFonts w:ascii="Times New Roman" w:hAnsi="Times New Roman" w:cs="Times New Roman"/>
-        </w:rPr>
-        <w:t>|</w:t>
-      </w:r>
-      <w:r>
-        <w:rPr>
-          <w:rFonts w:ascii="Times New Roman" w:hAnsi="Times New Roman" w:cs="Times New Roman"/>
-        </w:rPr>
-        <w:t xml:space="preserve"> </w:t>
-      </w:r>
-      <w:proofErr w:type="spellStart"/>
-      <w:r>
-        <w:rPr>
-          <w:rFonts w:ascii="Times New Roman" w:hAnsi="Times New Roman" w:cs="Times New Roman"/>
-        </w:rPr>
-        <w:t>Streamlit</w:t>
-      </w:r>
-      <w:proofErr w:type="spellEnd"/>
-      <w:r>
-        <w:rPr>
-          <w:rFonts w:ascii="Times New Roman" w:hAnsi="Times New Roman" w:cs="Times New Roman"/>
-        </w:rPr>
-        <w:t xml:space="preserve"> </w:t>
-      </w:r>
-      <w:r>
-        <w:rPr>
-          <w:rFonts w:ascii="Times New Roman" w:hAnsi="Times New Roman" w:cs="Times New Roman"/>
-        </w:rPr>
-        <w:t xml:space="preserve">| </w:t>
-      </w:r>
-      <w:proofErr w:type="spellStart"/>
-      <w:r>
-        <w:rPr>
-          <w:rFonts w:ascii="Times New Roman" w:hAnsi="Times New Roman" w:cs="Times New Roman"/>
-        </w:rPr>
-        <w:t>FastAPI</w:t>
-      </w:r>
-      <w:proofErr w:type="spellEnd"/>
-      <w:r>
-        <w:rPr>
-          <w:rFonts w:ascii="Times New Roman" w:hAnsi="Times New Roman" w:cs="Times New Roman"/>
-        </w:rPr>
-        <w:t xml:space="preserve"> </w:t>
-      </w:r>
-      <w:r>
-        <w:rPr>
-          <w:rFonts w:ascii="Times New Roman" w:hAnsi="Times New Roman" w:cs="Times New Roman"/>
-        </w:rPr>
-        <w:t>| Scikit</w:t>
-      </w:r>
-      <w:r>
-        <w:rPr>
-          <w:rFonts w:ascii="Times New Roman" w:hAnsi="Times New Roman" w:cs="Times New Roman"/>
-        </w:rPr>
-        <w:t>-</w:t>
-      </w:r>
-      <w:r>
-        <w:rPr>
-          <w:rFonts w:ascii="Times New Roman" w:hAnsi="Times New Roman" w:cs="Times New Roman"/>
-        </w:rPr>
-        <w:t>L</w:t>
-      </w:r>
-      <w:r>
-        <w:rPr>
-          <w:rFonts w:ascii="Times New Roman" w:hAnsi="Times New Roman" w:cs="Times New Roman"/>
-        </w:rPr>
-        <w:t>earn |</w:t>
-      </w:r>
-      <w:r>
-        <w:rPr>
-          <w:rFonts w:ascii="Times New Roman" w:hAnsi="Times New Roman" w:cs="Times New Roman"/>
-        </w:rPr>
-        <w:t xml:space="preserve"> </w:t>
-      </w:r>
-      <w:r>
-        <w:rPr>
-          <w:rFonts w:ascii="Times New Roman" w:hAnsi="Times New Roman" w:cs="Times New Roman"/>
-        </w:rPr>
-        <w:t>Tensor</w:t>
-      </w:r>
-      <w:r>
-        <w:rPr>
-          <w:rFonts w:ascii="Times New Roman" w:hAnsi="Times New Roman" w:cs="Times New Roman"/>
-        </w:rPr>
-        <w:t>F</w:t>
-      </w:r>
-      <w:r>
-        <w:rPr>
-          <w:rFonts w:ascii="Times New Roman" w:hAnsi="Times New Roman" w:cs="Times New Roman"/>
-        </w:rPr>
-        <w:t>low</w:t>
-      </w:r>
-      <w:r>
-        <w:rPr>
-          <w:rFonts w:ascii="Times New Roman" w:hAnsi="Times New Roman" w:cs="Times New Roman"/>
-        </w:rPr>
-        <w:t xml:space="preserve"> | </w:t>
-      </w:r>
-      <w:r>
-        <w:rPr>
-          <w:rFonts w:ascii="Times New Roman" w:hAnsi="Times New Roman" w:cs="Times New Roman"/>
-        </w:rPr>
-        <w:t xml:space="preserve">| </w:t>
-      </w:r>
-      <w:proofErr w:type="spellStart"/>
-      <w:r>
-        <w:rPr>
-          <w:rFonts w:ascii="Times New Roman" w:hAnsi="Times New Roman" w:cs="Times New Roman"/>
-        </w:rPr>
-        <w:t>MatplotLib</w:t>
-      </w:r>
-      <w:proofErr w:type="spellEnd"/>
-      <w:r>
-        <w:rPr>
-          <w:rFonts w:ascii="Times New Roman" w:hAnsi="Times New Roman" w:cs="Times New Roman"/>
-        </w:rPr>
-        <w:t xml:space="preserve"> </w:t>
-      </w:r>
-    </w:p>
-    <w:p>
-      <w:pPr>
-        <w:rPr>
-          <w:rFonts w:ascii="Times New Roman" w:hAnsi="Times New Roman" w:cs="Times New Roman"/>
-        </w:rPr>
-      </w:pPr>
-      <w:r>
-        <w:rPr>
-          <w:rFonts w:ascii="Times New Roman" w:hAnsi="Times New Roman" w:cs="Times New Roman"/>
-        </w:rPr>
-        <w:tab/>
-      </w:r>
-      <w:r>
-        <w:rPr>
-          <w:rFonts w:ascii="Times New Roman" w:hAnsi="Times New Roman" w:cs="Times New Roman"/>
-          <w:b/>
-          <w:bCs/>
-        </w:rPr>
-        <w:t>Developer Tools</w:t>
-      </w:r>
-      <w:r>
-        <w:rPr>
-          <w:rFonts w:ascii="Times New Roman" w:hAnsi="Times New Roman" w:cs="Times New Roman"/>
-        </w:rPr>
-        <w:t>: Git</w:t>
-      </w:r>
-      <w:r>
-        <w:rPr>
-          <w:rFonts w:ascii="Times New Roman" w:hAnsi="Times New Roman" w:cs="Times New Roman"/>
-        </w:rPr>
-        <w:t xml:space="preserve"> | </w:t>
-      </w:r>
-      <w:r>
-        <w:rPr>
-          <w:rFonts w:ascii="Times New Roman" w:hAnsi="Times New Roman" w:cs="Times New Roman"/>
-        </w:rPr>
-        <w:t xml:space="preserve">GitHub </w:t>
-      </w:r>
-      <w:r>
-        <w:rPr>
-          <w:rFonts w:ascii="Times New Roman" w:hAnsi="Times New Roman" w:cs="Times New Roman"/>
-        </w:rPr>
-        <w:t xml:space="preserve">| </w:t>
-      </w:r>
-      <w:r>
-        <w:rPr>
-          <w:rFonts w:ascii="Times New Roman" w:hAnsi="Times New Roman" w:cs="Times New Roman"/>
-        </w:rPr>
-        <w:t xml:space="preserve">Azure </w:t>
-      </w:r>
-      <w:r>
-        <w:rPr>
-          <w:rFonts w:ascii="Times New Roman" w:hAnsi="Times New Roman" w:cs="Times New Roman"/>
-        </w:rPr>
-        <w:t>|</w:t>
-      </w:r>
-      <w:r>
-        <w:rPr>
-          <w:rFonts w:ascii="Times New Roman" w:hAnsi="Times New Roman" w:cs="Times New Roman"/>
-        </w:rPr>
-        <w:t xml:space="preserve"> Snowflake | </w:t>
-      </w:r>
-      <w:r>
-        <w:rPr>
-          <w:rFonts w:ascii="Times New Roman" w:hAnsi="Times New Roman" w:cs="Times New Roman"/>
-        </w:rPr>
-        <w:t>A</w:t>
-      </w:r>
-      <w:r>
-        <w:rPr>
-          <w:rFonts w:ascii="Times New Roman" w:hAnsi="Times New Roman" w:cs="Times New Roman"/>
-        </w:rPr>
-        <w:t>irflow</w:t>
-      </w:r>
-      <w:r>
-        <w:rPr>
-          <w:rFonts w:ascii="Times New Roman" w:hAnsi="Times New Roman" w:cs="Times New Roman"/>
-        </w:rPr>
-        <w:t xml:space="preserve"> |</w:t>
-      </w:r>
-      <w:r>
-        <w:rPr>
-          <w:rFonts w:ascii="Times New Roman" w:hAnsi="Times New Roman" w:cs="Times New Roman"/>
-        </w:rPr>
-        <w:t xml:space="preserve"> </w:t>
-      </w:r>
-      <w:r>
-        <w:rPr>
-          <w:rFonts w:ascii="Times New Roman" w:hAnsi="Times New Roman" w:cs="Times New Roman"/>
-        </w:rPr>
-        <w:t>Docker |</w:t>
-      </w:r>
-      <w:r>
-        <w:rPr>
-          <w:rFonts w:ascii="Times New Roman" w:hAnsi="Times New Roman" w:cs="Times New Roman"/>
-        </w:rPr>
-        <w:t xml:space="preserve"> </w:t>
-      </w:r>
-      <w:r>
-        <w:rPr>
-          <w:rFonts w:ascii="Times New Roman" w:hAnsi="Times New Roman" w:cs="Times New Roman"/>
-        </w:rPr>
-        <w:t xml:space="preserve">Linux | </w:t>
-      </w:r>
-      <w:r>
-        <w:rPr>
-          <w:rFonts w:ascii="Times New Roman" w:hAnsi="Times New Roman" w:cs="Times New Roman"/>
-        </w:rPr>
-        <w:t xml:space="preserve">Kafka </w:t>
-      </w:r>
-      <w:r>
-        <w:rPr>
-          <w:rFonts w:ascii="Times New Roman" w:hAnsi="Times New Roman" w:cs="Times New Roman"/>
-        </w:rPr>
-        <w:t xml:space="preserve">| </w:t>
+        <w:t xml:space="preserve"> Docker | Linux | Kafka | </w:t>
       </w:r>
       <w:r>
         <w:rPr>
@@ -2013,31 +1978,7 @@
         <w:rPr>
           <w:rFonts w:ascii="Times New Roman" w:hAnsi="Times New Roman" w:cs="Times New Roman"/>
         </w:rPr>
-        <w:t xml:space="preserve">| </w:t>
-      </w:r>
-      <w:r>
-        <w:rPr>
-          <w:rFonts w:ascii="Times New Roman" w:hAnsi="Times New Roman" w:cs="Times New Roman"/>
-        </w:rPr>
-        <w:t>Tab</w:t>
-      </w:r>
-      <w:r>
-        <w:rPr>
-          <w:rFonts w:ascii="Times New Roman" w:hAnsi="Times New Roman" w:cs="Times New Roman"/>
-        </w:rPr>
-        <w:t>leau</w:t>
-      </w:r>
-      <w:r>
-        <w:rPr>
-          <w:rFonts w:ascii="Times New Roman" w:hAnsi="Times New Roman" w:cs="Times New Roman"/>
-        </w:rPr>
-        <w:t xml:space="preserve"> |</w:t>
-      </w:r>
-      <w:r>
-        <w:rPr>
-          <w:rFonts w:ascii="Times New Roman" w:hAnsi="Times New Roman" w:cs="Times New Roman"/>
-        </w:rPr>
-        <w:t xml:space="preserve"> </w:t>
+        <w:t xml:space="preserve">| Tableau | </w:t>
       </w:r>
       <w:proofErr w:type="spellStart"/>
       <w:r>
@@ -2076,7 +2017,14 @@
           <w:rFonts w:ascii="Times New Roman" w:hAnsi="Times New Roman" w:cs="Times New Roman"/>
           <w:b/>
         </w:rPr>
-        <w:t>Projects</w:t>
+        <w:t>P</w:t>
+      </w:r>
+      <w:r>
+        <w:rPr>
+          <w:rFonts w:ascii="Times New Roman" w:hAnsi="Times New Roman" w:cs="Times New Roman"/>
+          <w:b/>
+        </w:rPr>
+        <w:t>ROJECTS</w:t>
       </w:r>
     </w:p>
     <w:p>
@@ -2124,15 +2072,9 @@
         <w:rPr>
           <w:rFonts w:ascii="Times New Roman" w:hAnsi="Times New Roman" w:cs="Times New Roman"/>
         </w:rPr>
-        <w:t xml:space="preserve"> </w:t>
-      </w:r>
-      <w:r>
-        <w:rPr>
-          <w:rFonts w:ascii="Times New Roman" w:hAnsi="Times New Roman" w:cs="Times New Roman"/>
-        </w:rPr>
         <w:tab/>
       </w:r>
-      <w:hyperlink r:id="rId10" w:history="1">
+      <w:hyperlink r:id="rId11" w:history="1">
         <w:r>
           <w:rPr>
             <w:rStyle w:val="Hyperlink"/>
@@ -2158,7 +2100,31 @@
         <w:rPr>
           <w:rFonts w:ascii="Times New Roman" w:hAnsi="Times New Roman" w:cs="Times New Roman"/>
         </w:rPr>
-        <w:t>Developed an end-to-end ETL pipeline using Python, Airflow, and Azure to collect and process stock data for S&amp;P 500 companies in real-time.</w:t>
+        <w:t xml:space="preserve">Developed an end-to-end ETL pipeline </w:t>
+      </w:r>
+      <w:r>
+        <w:rPr>
+          <w:rFonts w:ascii="Times New Roman" w:hAnsi="Times New Roman" w:cs="Times New Roman"/>
+        </w:rPr>
+        <w:t>with</w:t>
+      </w:r>
+      <w:r>
+        <w:rPr>
+          <w:rFonts w:ascii="Times New Roman" w:hAnsi="Times New Roman" w:cs="Times New Roman"/>
+        </w:rPr>
+        <w:t xml:space="preserve"> Python, Airflow, and Azure to collect</w:t>
+      </w:r>
+      <w:r>
+        <w:rPr>
+          <w:rFonts w:ascii="Times New Roman" w:hAnsi="Times New Roman" w:cs="Times New Roman"/>
+        </w:rPr>
+        <w:t xml:space="preserve">, transform, and load </w:t>
+      </w:r>
+      <w:r>
+        <w:rPr>
+          <w:rFonts w:ascii="Times New Roman" w:hAnsi="Times New Roman" w:cs="Times New Roman"/>
+        </w:rPr>
+        <w:t>stock data for S&amp;P 500 companies in real-time.</w:t>
       </w:r>
       <w:r>
         <w:rPr>
@@ -2170,13 +2136,19 @@
         <w:rPr>
           <w:rFonts w:ascii="Times New Roman" w:hAnsi="Times New Roman" w:cs="Times New Roman"/>
         </w:rPr>
-        <w:t>C</w:t>
-      </w:r>
-      <w:r>
-        <w:rPr>
-          <w:rFonts w:ascii="Times New Roman" w:hAnsi="Times New Roman" w:cs="Times New Roman"/>
-        </w:rPr>
-        <w:t xml:space="preserve">ontainerized the system with Docker and built a </w:t>
+        <w:t xml:space="preserve">Containerized the system with Docker and </w:t>
+      </w:r>
+      <w:r>
+        <w:rPr>
+          <w:rFonts w:ascii="Times New Roman" w:hAnsi="Times New Roman" w:cs="Times New Roman"/>
+        </w:rPr>
+        <w:t>provided</w:t>
+      </w:r>
+      <w:r>
+        <w:rPr>
+          <w:rFonts w:ascii="Times New Roman" w:hAnsi="Times New Roman" w:cs="Times New Roman"/>
+        </w:rPr>
+        <w:t xml:space="preserve"> a </w:t>
       </w:r>
       <w:proofErr w:type="spellStart"/>
       <w:r>
@@ -2214,7 +2186,31 @@
         <w:rPr>
           <w:rFonts w:ascii="Times New Roman" w:hAnsi="Times New Roman" w:cs="Times New Roman"/>
         </w:rPr>
-        <w:t>Automated extraction from Yahoo Finance and transformed the data into structured formats, storing it in Azure Blob Storage and Azure SQL.</w:t>
+        <w:t>Automated extraction from Yahoo Finance</w:t>
+      </w:r>
+      <w:r>
+        <w:rPr>
+          <w:rFonts w:ascii="Times New Roman" w:hAnsi="Times New Roman" w:cs="Times New Roman"/>
+        </w:rPr>
+        <w:t>,</w:t>
+      </w:r>
+      <w:r>
+        <w:rPr>
+          <w:rFonts w:ascii="Times New Roman" w:hAnsi="Times New Roman" w:cs="Times New Roman"/>
+        </w:rPr>
+        <w:t xml:space="preserve"> </w:t>
+      </w:r>
+      <w:r>
+        <w:rPr>
+          <w:rFonts w:ascii="Times New Roman" w:hAnsi="Times New Roman" w:cs="Times New Roman"/>
+        </w:rPr>
+        <w:t>transforming data</w:t>
+      </w:r>
+      <w:r>
+        <w:rPr>
+          <w:rFonts w:ascii="Times New Roman" w:hAnsi="Times New Roman" w:cs="Times New Roman"/>
+        </w:rPr>
+        <w:t xml:space="preserve"> into structured formats, storing it in Azure Blob Storage and Azure SQL.</w:t>
       </w:r>
     </w:p>
     <w:p>
@@ -2232,13 +2228,13 @@
         <w:rPr>
           <w:rFonts w:ascii="Times New Roman" w:hAnsi="Times New Roman" w:cs="Times New Roman"/>
         </w:rPr>
-        <w:t>Scheduled hourly price updates and monthly company refreshes with Airflow</w:t>
-      </w:r>
-      <w:r>
-        <w:rPr>
-          <w:rFonts w:ascii="Times New Roman" w:hAnsi="Times New Roman" w:cs="Times New Roman"/>
-        </w:rPr>
-        <w:t>.</w:t>
+        <w:t>Orchestrated</w:t>
+      </w:r>
+      <w:r>
+        <w:rPr>
+          <w:rFonts w:ascii="Times New Roman" w:hAnsi="Times New Roman" w:cs="Times New Roman"/>
+        </w:rPr>
+        <w:t xml:space="preserve"> hourly price updates and monthly company refreshes with Airflow.</w:t>
       </w:r>
     </w:p>
     <w:p>
@@ -2279,7 +2275,19 @@
         <w:rPr>
           <w:rFonts w:ascii="Times New Roman" w:hAnsi="Times New Roman" w:cs="Times New Roman"/>
         </w:rPr>
-        <w:t>Built a real-time pitch prediction</w:t>
+        <w:t>Built a real-time pitch</w:t>
+      </w:r>
+      <w:r>
+        <w:rPr>
+          <w:rFonts w:ascii="Times New Roman" w:hAnsi="Times New Roman" w:cs="Times New Roman"/>
+        </w:rPr>
+        <w:t>-</w:t>
+      </w:r>
+      <w:r>
+        <w:rPr>
+          <w:rFonts w:ascii="Times New Roman" w:hAnsi="Times New Roman" w:cs="Times New Roman"/>
+        </w:rPr>
+        <w:t>prediction</w:t>
       </w:r>
       <w:r>
         <w:rPr>
@@ -2312,12 +2320,6 @@
           <w:rFonts w:ascii="Times New Roman" w:hAnsi="Times New Roman" w:cs="Times New Roman"/>
         </w:rPr>
         <w:t xml:space="preserve"> model.</w:t>
-      </w:r>
-      <w:r>
-        <w:rPr>
-          <w:rFonts w:ascii="Times New Roman" w:hAnsi="Times New Roman" w:cs="Times New Roman"/>
-        </w:rPr>
-        <w:t xml:space="preserve">  </w:t>
       </w:r>
     </w:p>
     <w:p>
@@ -2335,41 +2337,13 @@
         <w:rPr>
           <w:rFonts w:ascii="Times New Roman" w:hAnsi="Times New Roman" w:cs="Times New Roman"/>
         </w:rPr>
-        <w:t xml:space="preserve">Streamed pitch data from MLB </w:t>
-      </w:r>
-      <w:proofErr w:type="spellStart"/>
-      <w:r>
-        <w:rPr>
-          <w:rFonts w:ascii="Times New Roman" w:hAnsi="Times New Roman" w:cs="Times New Roman"/>
-        </w:rPr>
-        <w:t>StatsAPI</w:t>
-      </w:r>
-      <w:proofErr w:type="spellEnd"/>
-      <w:r>
-        <w:rPr>
-          <w:rFonts w:ascii="Times New Roman" w:hAnsi="Times New Roman" w:cs="Times New Roman"/>
-        </w:rPr>
-        <w:t xml:space="preserve"> through Kafka with one-hot encoding and </w:t>
-      </w:r>
-      <w:proofErr w:type="spellStart"/>
-      <w:r>
-        <w:rPr>
-          <w:rFonts w:ascii="Times New Roman" w:hAnsi="Times New Roman" w:cs="Times New Roman"/>
-        </w:rPr>
-        <w:t>J</w:t>
-      </w:r>
-      <w:r>
-        <w:rPr>
-          <w:rFonts w:ascii="Times New Roman" w:hAnsi="Times New Roman" w:cs="Times New Roman"/>
-        </w:rPr>
-        <w:t>oblib</w:t>
-      </w:r>
-      <w:proofErr w:type="spellEnd"/>
-      <w:r>
-        <w:rPr>
-          <w:rFonts w:ascii="Times New Roman" w:hAnsi="Times New Roman" w:cs="Times New Roman"/>
-        </w:rPr>
-        <w:t xml:space="preserve"> for inference.</w:t>
+        <w:t xml:space="preserve">Architected a distributed producer/consumer streaming workflow </w:t>
+      </w:r>
+      <w:r>
+        <w:rPr>
+          <w:rFonts w:ascii="Times New Roman" w:hAnsi="Times New Roman" w:cs="Times New Roman"/>
+        </w:rPr>
+        <w:t>to preserve event ordering.</w:t>
       </w:r>
     </w:p>
     <w:p>
@@ -2387,6 +2361,58 @@
         <w:rPr>
           <w:rFonts w:ascii="Times New Roman" w:hAnsi="Times New Roman" w:cs="Times New Roman"/>
         </w:rPr>
+        <w:t xml:space="preserve">Streamed pitch data from MLB </w:t>
+      </w:r>
+      <w:proofErr w:type="spellStart"/>
+      <w:r>
+        <w:rPr>
+          <w:rFonts w:ascii="Times New Roman" w:hAnsi="Times New Roman" w:cs="Times New Roman"/>
+        </w:rPr>
+        <w:t>StatsAPI</w:t>
+      </w:r>
+      <w:proofErr w:type="spellEnd"/>
+      <w:r>
+        <w:rPr>
+          <w:rFonts w:ascii="Times New Roman" w:hAnsi="Times New Roman" w:cs="Times New Roman"/>
+        </w:rPr>
+        <w:t xml:space="preserve"> through Kafka with one-hot encoding and </w:t>
+      </w:r>
+      <w:proofErr w:type="spellStart"/>
+      <w:r>
+        <w:rPr>
+          <w:rFonts w:ascii="Times New Roman" w:hAnsi="Times New Roman" w:cs="Times New Roman"/>
+        </w:rPr>
+        <w:t>J</w:t>
+      </w:r>
+      <w:r>
+        <w:rPr>
+          <w:rFonts w:ascii="Times New Roman" w:hAnsi="Times New Roman" w:cs="Times New Roman"/>
+        </w:rPr>
+        <w:t>oblib</w:t>
+      </w:r>
+      <w:proofErr w:type="spellEnd"/>
+      <w:r>
+        <w:rPr>
+          <w:rFonts w:ascii="Times New Roman" w:hAnsi="Times New Roman" w:cs="Times New Roman"/>
+        </w:rPr>
+        <w:t xml:space="preserve"> for inference.</w:t>
+      </w:r>
+    </w:p>
+    <w:p>
+      <w:pPr>
+        <w:pStyle w:val="ListParagraph"/>
+        <w:numPr>
+          <w:ilvl w:val="0"/>
+          <w:numId w:val="4"/>
+        </w:numPr>
+        <w:rPr>
+          <w:rFonts w:ascii="Times New Roman" w:hAnsi="Times New Roman" w:cs="Times New Roman"/>
+        </w:rPr>
+      </w:pPr>
+      <w:r>
+        <w:rPr>
+          <w:rFonts w:ascii="Times New Roman" w:hAnsi="Times New Roman" w:cs="Times New Roman"/>
+        </w:rPr>
         <w:t>Created a</w:t>
       </w:r>
       <w:r>
@@ -2460,23 +2486,57 @@
         </w:numPr>
         <w:rPr>
           <w:rFonts w:ascii="Times New Roman" w:hAnsi="Times New Roman" w:cs="Times New Roman"/>
+        </w:rPr>
+      </w:pPr>
+      <w:r>
+        <w:rPr>
+          <w:rFonts w:ascii="Times New Roman" w:hAnsi="Times New Roman" w:cs="Times New Roman"/>
           <w:bCs/>
         </w:rPr>
-      </w:pPr>
+        <w:t xml:space="preserve">Created Tableau visualizations showcasing </w:t>
+      </w:r>
       <w:r>
         <w:rPr>
           <w:rFonts w:ascii="Times New Roman" w:hAnsi="Times New Roman" w:cs="Times New Roman"/>
           <w:bCs/>
         </w:rPr>
-        <w:t>Created Tableau visualizations showcasing net energy production, renewable energy by region, and energy source trends, providing key insights for sustainable decision-making.</w:t>
-      </w:r>
-    </w:p>
-    <w:p>
-      <w:pPr>
-        <w:rPr>
-          <w:rFonts w:ascii="Times New Roman" w:hAnsi="Times New Roman" w:cs="Times New Roman"/>
-        </w:rPr>
-      </w:pPr>
+        <w:t>energy</w:t>
+      </w:r>
+      <w:r>
+        <w:rPr>
+          <w:rFonts w:ascii="Times New Roman" w:hAnsi="Times New Roman" w:cs="Times New Roman"/>
+          <w:bCs/>
+        </w:rPr>
+        <w:t xml:space="preserve"> trends</w:t>
+      </w:r>
+      <w:r>
+        <w:rPr>
+          <w:rFonts w:ascii="Times New Roman" w:hAnsi="Times New Roman" w:cs="Times New Roman"/>
+          <w:bCs/>
+        </w:rPr>
+        <w:t xml:space="preserve"> and </w:t>
+      </w:r>
+      <w:r>
+        <w:rPr>
+          <w:rFonts w:ascii="Times New Roman" w:hAnsi="Times New Roman" w:cs="Times New Roman"/>
+          <w:bCs/>
+        </w:rPr>
+        <w:t>providing key insights</w:t>
+      </w:r>
+      <w:r>
+        <w:rPr>
+          <w:rFonts w:ascii="Times New Roman" w:hAnsi="Times New Roman" w:cs="Times New Roman"/>
+          <w:bCs/>
+        </w:rPr>
+        <w:t xml:space="preserve"> for decision-making. </w:t>
+      </w:r>
+      <w:r>
+        <w:rPr>
+          <w:rFonts w:ascii="Times New Roman" w:hAnsi="Times New Roman" w:cs="Times New Roman"/>
+          <w:bCs/>
+        </w:rPr>
+        <w:t xml:space="preserve"> </w:t>
+      </w:r>
     </w:p>
     <w:sectPr>
       <w:type w:val="continuous"/>
@@ -2762,119 +2822,6 @@
     </w:lvl>
   </w:abstractNum>
   <w:abstractNum w:abstractNumId="2" w15:restartNumberingAfterBreak="0">
-    <w:nsid w:val="0F752F52"/>
-    <w:multiLevelType w:val="hybridMultilevel"/>
-    <w:tmpl w:val="28CA5B28"/>
-    <w:lvl w:ilvl="0" w:tplc="04090001">
-      <w:start w:val="1"/>
-      <w:numFmt w:val="bullet"/>
-      <w:lvlText w:val=""/>
-      <w:lvlJc w:val="left"/>
-      <w:pPr>
-        <w:ind w:left="720" w:hanging="360"/>
-      </w:pPr>
-      <w:rPr>
-        <w:rFonts w:ascii="Symbol" w:hAnsi="Symbol" w:hint="default"/>
-      </w:rPr>
-    </w:lvl>
-    <w:lvl w:ilvl="1" w:tplc="04090003" w:tentative="1">
-      <w:start w:val="1"/>
-      <w:numFmt w:val="bullet"/>
-      <w:lvlText w:val="o"/>
-      <w:lvlJc w:val="left"/>
-      <w:pPr>
-        <w:ind w:left="1440" w:hanging="360"/>
-      </w:pPr>
-      <w:rPr>
-        <w:rFonts w:ascii="Courier New" w:hAnsi="Courier New" w:cs="Courier New" w:hint="default"/>
-      </w:rPr>
-    </w:lvl>
-    <w:lvl w:ilvl="2" w:tplc="04090005" w:tentative="1">
-      <w:start w:val="1"/>
-      <w:numFmt w:val="bullet"/>
-      <w:lvlText w:val=""/>
-      <w:lvlJc w:val="left"/>
-      <w:pPr>
-        <w:ind w:left="2160" w:hanging="360"/>
-      </w:pPr>
-      <w:rPr>
-        <w:rFonts w:ascii="Wingdings" w:hAnsi="Wingdings" w:hint="default"/>
-      </w:rPr>
-    </w:lvl>
-    <w:lvl w:ilvl="3" w:tplc="04090001" w:tentative="1">
-      <w:start w:val="1"/>
-      <w:numFmt w:val="bullet"/>
-      <w:lvlText w:val=""/>
-      <w:lvlJc w:val="left"/>
-      <w:pPr>
-        <w:ind w:left="2880" w:hanging="360"/>
-      </w:pPr>
-      <w:rPr>
-        <w:rFonts w:ascii="Symbol" w:hAnsi="Symbol" w:hint="default"/>
-      </w:rPr>
-    </w:lvl>
-    <w:lvl w:ilvl="4" w:tplc="04090003" w:tentative="1">
-      <w:start w:val="1"/>
-      <w:numFmt w:val="bullet"/>
-      <w:lvlText w:val="o"/>
-      <w:lvlJc w:val="left"/>
-      <w:pPr>
-        <w:ind w:left="3600" w:hanging="360"/>
-      </w:pPr>
-      <w:rPr>
-        <w:rFonts w:ascii="Courier New" w:hAnsi="Courier New" w:cs="Courier New" w:hint="default"/>
-      </w:rPr>
-    </w:lvl>
-    <w:lvl w:ilvl="5" w:tplc="04090005" w:tentative="1">
-      <w:start w:val="1"/>
-      <w:numFmt w:val="bullet"/>
-      <w:lvlText w:val=""/>
-      <w:lvlJc w:val="left"/>
-      <w:pPr>
-        <w:ind w:left="4320" w:hanging="360"/>
-      </w:pPr>
-      <w:rPr>
-        <w:rFonts w:ascii="Wingdings" w:hAnsi="Wingdings" w:hint="default"/>
-      </w:rPr>
-    </w:lvl>
-    <w:lvl w:ilvl="6" w:tplc="04090001" w:tentative="1">
-      <w:start w:val="1"/>
-      <w:numFmt w:val="bullet"/>
-      <w:lvlText w:val=""/>
-      <w:lvlJc w:val="left"/>
-      <w:pPr>
-        <w:ind w:left="5040" w:hanging="360"/>
-      </w:pPr>
-      <w:rPr>
-        <w:rFonts w:ascii="Symbol" w:hAnsi="Symbol" w:hint="default"/>
-      </w:rPr>
-    </w:lvl>
-    <w:lvl w:ilvl="7" w:tplc="04090003" w:tentative="1">
-      <w:start w:val="1"/>
-      <w:numFmt w:val="bullet"/>
-      <w:lvlText w:val="o"/>
-      <w:lvlJc w:val="left"/>
-      <w:pPr>
-        <w:ind w:left="5760" w:hanging="360"/>
-      </w:pPr>
-      <w:rPr>
-        <w:rFonts w:ascii="Courier New" w:hAnsi="Courier New" w:cs="Courier New" w:hint="default"/>
-      </w:rPr>
-    </w:lvl>
-    <w:lvl w:ilvl="8" w:tplc="04090005" w:tentative="1">
-      <w:start w:val="1"/>
-      <w:numFmt w:val="bullet"/>
-      <w:lvlText w:val=""/>
-      <w:lvlJc w:val="left"/>
-      <w:pPr>
-        <w:ind w:left="6480" w:hanging="360"/>
-      </w:pPr>
-      <w:rPr>
-        <w:rFonts w:ascii="Wingdings" w:hAnsi="Wingdings" w:hint="default"/>
-      </w:rPr>
-    </w:lvl>
-  </w:abstractNum>
-  <w:abstractNum w:abstractNumId="3" w15:restartNumberingAfterBreak="0">
     <w:nsid w:val="139A3098"/>
     <w:multiLevelType w:val="hybridMultilevel"/>
     <w:tmpl w:val="CD54C3AA"/>
@@ -2987,7 +2934,7 @@
       </w:rPr>
     </w:lvl>
   </w:abstractNum>
-  <w:abstractNum w:abstractNumId="4" w15:restartNumberingAfterBreak="0">
+  <w:abstractNum w:abstractNumId="3" w15:restartNumberingAfterBreak="0">
     <w:nsid w:val="1B582AEB"/>
     <w:multiLevelType w:val="hybridMultilevel"/>
     <w:tmpl w:val="774AE374"/>
@@ -3100,7 +3047,7 @@
       </w:rPr>
     </w:lvl>
   </w:abstractNum>
-  <w:abstractNum w:abstractNumId="5" w15:restartNumberingAfterBreak="0">
+  <w:abstractNum w:abstractNumId="4" w15:restartNumberingAfterBreak="0">
     <w:nsid w:val="2F283B12"/>
     <w:multiLevelType w:val="hybridMultilevel"/>
     <w:tmpl w:val="B32E58C6"/>
@@ -3213,7 +3160,7 @@
       </w:rPr>
     </w:lvl>
   </w:abstractNum>
-  <w:abstractNum w:abstractNumId="6" w15:restartNumberingAfterBreak="0">
+  <w:abstractNum w:abstractNumId="5" w15:restartNumberingAfterBreak="0">
     <w:nsid w:val="35151C67"/>
     <w:multiLevelType w:val="hybridMultilevel"/>
     <w:tmpl w:val="A6B4B0EA"/>
@@ -3326,7 +3273,7 @@
       </w:rPr>
     </w:lvl>
   </w:abstractNum>
-  <w:abstractNum w:abstractNumId="7" w15:restartNumberingAfterBreak="0">
+  <w:abstractNum w:abstractNumId="6" w15:restartNumberingAfterBreak="0">
     <w:nsid w:val="4F0F4713"/>
     <w:multiLevelType w:val="hybridMultilevel"/>
     <w:tmpl w:val="BEC874B2"/>
@@ -3439,7 +3386,7 @@
       </w:rPr>
     </w:lvl>
   </w:abstractNum>
-  <w:abstractNum w:abstractNumId="8" w15:restartNumberingAfterBreak="0">
+  <w:abstractNum w:abstractNumId="7" w15:restartNumberingAfterBreak="0">
     <w:nsid w:val="592945C3"/>
     <w:multiLevelType w:val="hybridMultilevel"/>
     <w:tmpl w:val="2BB08D06"/>
@@ -3552,7 +3499,7 @@
       </w:rPr>
     </w:lvl>
   </w:abstractNum>
-  <w:abstractNum w:abstractNumId="9" w15:restartNumberingAfterBreak="0">
+  <w:abstractNum w:abstractNumId="8" w15:restartNumberingAfterBreak="0">
     <w:nsid w:val="5E400B98"/>
     <w:multiLevelType w:val="hybridMultilevel"/>
     <w:tmpl w:val="DD20D848"/>
@@ -3665,7 +3612,7 @@
       </w:rPr>
     </w:lvl>
   </w:abstractNum>
-  <w:abstractNum w:abstractNumId="10" w15:restartNumberingAfterBreak="0">
+  <w:abstractNum w:abstractNumId="9" w15:restartNumberingAfterBreak="0">
     <w:nsid w:val="5FDE06C0"/>
     <w:multiLevelType w:val="hybridMultilevel"/>
     <w:tmpl w:val="3982BE7E"/>
@@ -3778,7 +3725,7 @@
       </w:rPr>
     </w:lvl>
   </w:abstractNum>
-  <w:abstractNum w:abstractNumId="11" w15:restartNumberingAfterBreak="0">
+  <w:abstractNum w:abstractNumId="10" w15:restartNumberingAfterBreak="0">
     <w:nsid w:val="626F7B6F"/>
     <w:multiLevelType w:val="hybridMultilevel"/>
     <w:tmpl w:val="870C7892"/>
@@ -3891,7 +3838,7 @@
       </w:rPr>
     </w:lvl>
   </w:abstractNum>
-  <w:abstractNum w:abstractNumId="12" w15:restartNumberingAfterBreak="0">
+  <w:abstractNum w:abstractNumId="11" w15:restartNumberingAfterBreak="0">
     <w:nsid w:val="63A45346"/>
     <w:multiLevelType w:val="hybridMultilevel"/>
     <w:tmpl w:val="DAC44736"/>
@@ -4004,7 +3951,7 @@
       </w:rPr>
     </w:lvl>
   </w:abstractNum>
-  <w:abstractNum w:abstractNumId="13" w15:restartNumberingAfterBreak="0">
+  <w:abstractNum w:abstractNumId="12" w15:restartNumberingAfterBreak="0">
     <w:nsid w:val="66C974E2"/>
     <w:multiLevelType w:val="hybridMultilevel"/>
     <w:tmpl w:val="3B4AEF44"/>
@@ -4117,7 +4064,7 @@
       </w:rPr>
     </w:lvl>
   </w:abstractNum>
-  <w:abstractNum w:abstractNumId="14" w15:restartNumberingAfterBreak="0">
+  <w:abstractNum w:abstractNumId="13" w15:restartNumberingAfterBreak="0">
     <w:nsid w:val="79A4690A"/>
     <w:multiLevelType w:val="hybridMultilevel"/>
     <w:tmpl w:val="FC389718"/>
@@ -4231,49 +4178,46 @@
     </w:lvl>
   </w:abstractNum>
   <w:num w:numId="1" w16cid:durableId="1700744125">
-    <w:abstractNumId w:val="7"/>
+    <w:abstractNumId w:val="6"/>
   </w:num>
   <w:num w:numId="2" w16cid:durableId="2110463930">
-    <w:abstractNumId w:val="12"/>
+    <w:abstractNumId w:val="11"/>
   </w:num>
   <w:num w:numId="3" w16cid:durableId="298918320">
     <w:abstractNumId w:val="1"/>
   </w:num>
   <w:num w:numId="4" w16cid:durableId="508835151">
-    <w:abstractNumId w:val="13"/>
+    <w:abstractNumId w:val="12"/>
   </w:num>
   <w:num w:numId="5" w16cid:durableId="548417517">
-    <w:abstractNumId w:val="8"/>
+    <w:abstractNumId w:val="7"/>
   </w:num>
   <w:num w:numId="6" w16cid:durableId="464279126">
-    <w:abstractNumId w:val="11"/>
+    <w:abstractNumId w:val="10"/>
   </w:num>
   <w:num w:numId="7" w16cid:durableId="1580484541">
-    <w:abstractNumId w:val="10"/>
+    <w:abstractNumId w:val="9"/>
   </w:num>
   <w:num w:numId="8" w16cid:durableId="1174103591">
-    <w:abstractNumId w:val="5"/>
+    <w:abstractNumId w:val="4"/>
   </w:num>
   <w:num w:numId="9" w16cid:durableId="479688282">
-    <w:abstractNumId w:val="4"/>
+    <w:abstractNumId w:val="3"/>
   </w:num>
   <w:num w:numId="10" w16cid:durableId="1352221540">
-    <w:abstractNumId w:val="3"/>
+    <w:abstractNumId w:val="2"/>
   </w:num>
   <w:num w:numId="11" w16cid:durableId="1447776897">
-    <w:abstractNumId w:val="9"/>
+    <w:abstractNumId w:val="8"/>
   </w:num>
   <w:num w:numId="12" w16cid:durableId="1500076107">
     <w:abstractNumId w:val="0"/>
   </w:num>
   <w:num w:numId="13" w16cid:durableId="660277719">
-    <w:abstractNumId w:val="6"/>
+    <w:abstractNumId w:val="5"/>
   </w:num>
   <w:num w:numId="14" w16cid:durableId="242228488">
-    <w:abstractNumId w:val="14"/>
-  </w:num>
-  <w:num w:numId="15" w16cid:durableId="911083013">
-    <w:abstractNumId w:val="2"/>
+    <w:abstractNumId w:val="13"/>
   </w:num>
 </w:numbering>
 </file>
@@ -5590,4 +5534,16 @@
     </a:ext>
   </a:extLst>
 </a:theme>
+</file>
+
+<file path=customXml/item1.xml><?xml version="1.0" encoding="utf-8"?>
+<b:Sources xmlns:b="http://schemas.openxmlformats.org/officeDocument/2006/bibliography" xmlns="http://schemas.openxmlformats.org/officeDocument/2006/bibliography" SelectedStyle="/APASixthEditionOfficeOnline.xsl" StyleName="APA" Version="6"/>
+</file>
+
+<file path=customXml/itemProps1.xml><?xml version="1.0" encoding="utf-8"?>
+<ds:datastoreItem xmlns:ds="http://schemas.openxmlformats.org/officeDocument/2006/customXml" ds:itemID="{6FA8E87B-C54D-824F-B81E-F7708214D84D}">
+  <ds:schemaRefs>
+    <ds:schemaRef ds:uri="http://schemas.openxmlformats.org/officeDocument/2006/bibliography"/>
+  </ds:schemaRefs>
+</ds:datastoreItem>
 </file>
--- a/public/ResumeMalachiRosarioDs.docx
+++ b/public/ResumeMalachiRosarioDs.docx
@@ -206,7 +206,7 @@
         <w:rPr>
           <w:rFonts w:ascii="Times New Roman" w:hAnsi="Times New Roman" w:cs="Times New Roman"/>
         </w:rPr>
-        <w:t>Current</w:t>
+        <w:t>05/2026</w:t>
       </w:r>
     </w:p>
     <w:p>

--- a/public/ResumeMalachiRosarioDs.docx
+++ b/public/ResumeMalachiRosarioDs.docx
@@ -266,25 +266,7 @@
         <w:rPr>
           <w:rFonts w:ascii="Times New Roman" w:hAnsi="Times New Roman" w:cs="Times New Roman"/>
         </w:rPr>
-        <w:tab/>
-      </w:r>
-      <w:r>
-        <w:rPr>
-          <w:rFonts w:ascii="Times New Roman" w:hAnsi="Times New Roman" w:cs="Times New Roman"/>
-        </w:rPr>
-        <w:t xml:space="preserve">Expected Graduation </w:t>
-      </w:r>
-      <w:r>
-        <w:rPr>
-          <w:rFonts w:ascii="Times New Roman" w:hAnsi="Times New Roman" w:cs="Times New Roman"/>
-        </w:rPr>
-        <w:t>05/</w:t>
-      </w:r>
-      <w:r>
-        <w:rPr>
-          <w:rFonts w:ascii="Times New Roman" w:hAnsi="Times New Roman" w:cs="Times New Roman"/>
-        </w:rPr>
-        <w:t>2026</w:t>
+        <w:t xml:space="preserve"> </w:t>
       </w:r>
     </w:p>
     <w:p>
@@ -371,7 +353,19 @@
         <w:rPr>
           <w:rFonts w:ascii="Times New Roman" w:hAnsi="Times New Roman" w:cs="Times New Roman"/>
         </w:rPr>
-        <w:t xml:space="preserve"> Probability and Statistics | Linear Algebra | Object-Oriented Programming I, II </w:t>
+        <w:t xml:space="preserve"> Probability and Statistics | Linear Algebra | Object-Oriented Programming I, II</w:t>
+      </w:r>
+      <w:r>
+        <w:rPr>
+          <w:rFonts w:ascii="Times New Roman" w:hAnsi="Times New Roman" w:cs="Times New Roman"/>
+        </w:rPr>
+        <w:t xml:space="preserve"> </w:t>
+      </w:r>
+      <w:r>
+        <w:rPr>
+          <w:rFonts w:ascii="Times New Roman" w:hAnsi="Times New Roman" w:cs="Times New Roman"/>
+        </w:rPr>
+        <w:t>| Graph Theory</w:t>
       </w:r>
     </w:p>
     <w:p>
